--- a/Documentation/12-Project-Overview.docx
+++ b/Documentation/12-Project-Overview.docx
@@ -1986,7 +1986,7 @@
                 <w:sz w:val="20"/>
                 <w:szCs w:val="20"/>
               </w:rPr>
-              <w:t xml:space="preserve">~5.7 weeks</w:t>
+              <w:t>~6.6 weeks</w:t>
             </w:r>
           </w:p>
         </w:tc>
@@ -2098,7 +2098,7 @@
                 <w:sz w:val="20"/>
                 <w:szCs w:val="20"/>
               </w:rPr>
-              <w:t xml:space="preserve">~4.9 weeks</w:t>
+              <w:t>~5.3 weeks</w:t>
             </w:r>
           </w:p>
         </w:tc>
@@ -2196,7 +2196,7 @@
                 <w:sz w:val="20"/>
                 <w:szCs w:val="20"/>
               </w:rPr>
-              <w:t xml:space="preserve">~3.9 weeks</w:t>
+              <w:t>~3.2 weeks</w:t>
             </w:r>
           </w:p>
         </w:tc>
@@ -2297,7 +2297,7 @@
                 <w:sz w:val="20"/>
                 <w:szCs w:val="20"/>
               </w:rPr>
-              <w:t xml:space="preserve">~4.4 weeks</w:t>
+              <w:t>~4.7 weeks</w:t>
             </w:r>
           </w:p>
         </w:tc>
@@ -2395,7 +2395,7 @@
                 <w:sz w:val="20"/>
                 <w:szCs w:val="20"/>
               </w:rPr>
-              <w:t xml:space="preserve">~3.1 weeks</w:t>
+              <w:t>~3.3 weeks</w:t>
             </w:r>
           </w:p>
         </w:tc>
@@ -2496,7 +2496,7 @@
                 <w:sz w:val="20"/>
                 <w:szCs w:val="20"/>
               </w:rPr>
-              <w:t xml:space="preserve">ongoing</w:t>
+              <w:t>~0.8 weeks, then ongoing</w:t>
             </w:r>
           </w:p>
         </w:tc>
@@ -2529,7 +2529,7 @@
           <w:sz w:val="20"/>
           <w:szCs w:val="20"/>
         </w:rPr>
-        <w:t xml:space="preserve">410 story points across 65 stories and 194 tasks, roughly 1,431 engineering hours.</w:t>
+        <w:t>410 story points across 65 stories and 194 tasks, 1,431 engineering hours (238.5 developer-days at 6 h/day; elapsed weeks above assume 10 developer-days per week).</w:t>
       </w:r>
       <w:r>
         <w:rPr>

--- a/Documentation/12-Project-Overview.docx
+++ b/Documentation/12-Project-Overview.docx
@@ -1580,7 +1580,7 @@
                 <w:sz w:val="20"/>
                 <w:szCs w:val="20"/>
               </w:rPr>
-              <w:t xml:space="preserve">50 documents, 3 users</w:t>
+              <w:t>50 documents, 3 users, 5 generations / month</w:t>
             </w:r>
           </w:p>
         </w:tc>
